--- a/templates/10-DL-qc/word/316/quality_certificate.docx
+++ b/templates/10-DL-qc/word/316/quality_certificate.docx
@@ -1,6 +1,6 @@
 
 <file path=word/document.xml><?xml version="1.0" encoding="utf-8"?>
-<w:document xmlns:wpc="http://schemas.microsoft.com/office/word/2010/wordprocessingCanvas" xmlns:cx="http://schemas.microsoft.com/office/drawing/2014/chartex" xmlns:cx1="http://schemas.microsoft.com/office/drawing/2015/9/8/chartex" xmlns:cx2="http://schemas.microsoft.com/office/drawing/2015/10/21/chartex" xmlns:cx3="http://schemas.microsoft.com/office/drawing/2016/5/9/chartex" xmlns:cx4="http://schemas.microsoft.com/office/drawing/2016/5/10/chartex" xmlns:cx5="http://schemas.microsoft.com/office/drawing/2016/5/11/chartex" xmlns:cx6="http://schemas.microsoft.com/office/drawing/2016/5/12/chartex" xmlns:cx7="http://schemas.microsoft.com/office/drawing/2016/5/13/chartex" xmlns:cx8="http://schemas.microsoft.com/office/drawing/2016/5/14/chartex" xmlns:mc="http://schemas.openxmlformats.org/markup-compatibility/2006" xmlns:aink="http://schemas.microsoft.com/office/drawing/2016/ink" xmlns:am3d="http://schemas.microsoft.com/office/drawing/2017/model3d" xmlns:o="urn:schemas-microsoft-com:office:office" xmlns:oel="http://schemas.microsoft.com/office/2019/extlst" xmlns:r="http://schemas.openxmlformats.org/officeDocument/2006/relationships" xmlns:m="http://schemas.openxmlformats.org/officeDocument/2006/math" xmlns:v="urn:schemas-microsoft-com:vml" xmlns:wp14="http://schemas.microsoft.com/office/word/2010/wordprocessingDrawing" xmlns:wp="http://schemas.openxmlformats.org/drawingml/2006/wordprocessingDrawing" xmlns:w10="urn:schemas-microsoft-com:office:word" xmlns:w="http://schemas.openxmlformats.org/wordprocessingml/2006/main" xmlns:w14="http://schemas.microsoft.com/office/word/2010/wordml" xmlns:w15="http://schemas.microsoft.com/office/word/2012/wordml" xmlns:w16cex="http://schemas.microsoft.com/office/word/2018/wordml/cex" xmlns:w16cid="http://schemas.microsoft.com/office/word/2016/wordml/cid" xmlns:w16="http://schemas.microsoft.com/office/word/2018/wordml" xmlns:w16du="http://schemas.microsoft.com/office/word/2023/wordml/word16du" xmlns:w16sdtdh="http://schemas.microsoft.com/office/word/2020/wordml/sdtdatahash" xmlns:w16sdtfl="http://schemas.microsoft.com/office/word/2024/wordml/sdtformatlock" xmlns:w16se="http://schemas.microsoft.com/office/word/2015/wordml/symex" xmlns:wpg="http://schemas.microsoft.com/office/word/2010/wordprocessingGroup" xmlns:wpi="http://schemas.microsoft.com/office/word/2010/wordprocessingInk" xmlns:wne="http://schemas.microsoft.com/office/word/2006/wordml" xmlns:wps="http://schemas.microsoft.com/office/word/2010/wordprocessingShape" mc:Ignorable="w14 w15 w16se w16cid w16 w16cex w16sdtdh w16sdtfl w16du wp14">
+<w:document xmlns:wpc="http://schemas.microsoft.com/office/word/2010/wordprocessingCanvas" xmlns:cx="http://schemas.microsoft.com/office/drawing/2014/chartex" xmlns:cx1="http://schemas.microsoft.com/office/drawing/2015/9/8/chartex" xmlns:cx2="http://schemas.microsoft.com/office/drawing/2015/10/21/chartex" xmlns:cx3="http://schemas.microsoft.com/office/drawing/2016/5/9/chartex" xmlns:cx4="http://schemas.microsoft.com/office/drawing/2016/5/10/chartex" xmlns:cx5="http://schemas.microsoft.com/office/drawing/2016/5/11/chartex" xmlns:cx6="http://schemas.microsoft.com/office/drawing/2016/5/12/chartex" xmlns:cx7="http://schemas.microsoft.com/office/drawing/2016/5/13/chartex" xmlns:cx8="http://schemas.microsoft.com/office/drawing/2016/5/14/chartex" xmlns:mc="http://schemas.openxmlformats.org/markup-compatibility/2006" xmlns:aink="http://schemas.microsoft.com/office/drawing/2016/ink" xmlns:am3d="http://schemas.microsoft.com/office/drawing/2017/model3d" xmlns:o="urn:schemas-microsoft-com:office:office" xmlns:oel="http://schemas.microsoft.com/office/2019/extlst" xmlns:r="http://schemas.openxmlformats.org/officeDocument/2006/relationships" xmlns:m="http://schemas.openxmlformats.org/officeDocument/2006/math" xmlns:v="urn:schemas-microsoft-com:vml" xmlns:wp14="http://schemas.microsoft.com/office/word/2010/wordprocessingDrawing" xmlns:wp="http://schemas.openxmlformats.org/drawingml/2006/wordprocessingDrawing" xmlns:w10="urn:schemas-microsoft-com:office:word" xmlns:w="http://schemas.openxmlformats.org/wordprocessingml/2006/main" xmlns:w14="http://schemas.microsoft.com/office/word/2010/wordml" xmlns:w15="http://schemas.microsoft.com/office/word/2012/wordml" xmlns:w16cei="http://schemas.microsoft.com/office/word/2026/wordml/cei" xmlns:w16cex="http://schemas.microsoft.com/office/word/2018/wordml/cex" xmlns:w16cid="http://schemas.microsoft.com/office/word/2016/wordml/cid" xmlns:w16="http://schemas.microsoft.com/office/word/2018/wordml" xmlns:w16du="http://schemas.microsoft.com/office/word/2023/wordml/word16du" xmlns:w16sdtdh="http://schemas.microsoft.com/office/word/2020/wordml/sdtdatahash" xmlns:w16sdtfl="http://schemas.microsoft.com/office/word/2024/wordml/sdtformatlock" xmlns:w16se="http://schemas.microsoft.com/office/word/2015/wordml/symex" xmlns:wpg="http://schemas.microsoft.com/office/word/2010/wordprocessingGroup" xmlns:wpi="http://schemas.microsoft.com/office/word/2010/wordprocessingInk" xmlns:wne="http://schemas.microsoft.com/office/word/2006/wordml" xmlns:wps="http://schemas.microsoft.com/office/word/2010/wordprocessingShape" mc:Ignorable="w14 w15 w16se w16cid w16 w16cex w16sdtdh w16sdtfl w16du wp14">
   <w:body>
     <w:p>
       <w:pPr>
@@ -262,7 +262,6 @@
           <w:szCs w:val="28"/>
         </w:rPr>
       </w:pPr>
-      <w:proofErr w:type="gramStart"/>
       <w:r>
         <w:rPr>
           <w:rFonts w:cs="Arial" w:hint="eastAsia"/>
@@ -272,19 +271,7 @@
           <w:szCs w:val="28"/>
           <w:lang w:eastAsia="zh-CN"/>
         </w:rPr>
-        <w:t>章丘铭远机械</w:t>
-      </w:r>
-      <w:proofErr w:type="gramEnd"/>
-      <w:r>
-        <w:rPr>
-          <w:rFonts w:cs="Arial" w:hint="eastAsia"/>
-          <w:b/>
-          <w:color w:val="000000"/>
-          <w:sz w:val="28"/>
-          <w:szCs w:val="28"/>
-          <w:lang w:eastAsia="zh-CN"/>
-        </w:rPr>
-        <w:t>有限公司</w:t>
+        <w:t>章丘铭远机械有限公司</w:t>
       </w:r>
     </w:p>
     <w:p>
@@ -498,27 +485,7 @@
           <w:color w:val="000000"/>
           <w:lang w:eastAsia="zh-CN"/>
         </w:rPr>
-        <w:t>中国山东省济南市章丘</w:t>
-      </w:r>
-      <w:proofErr w:type="gramStart"/>
-      <w:r>
-        <w:rPr>
-          <w:rFonts w:cs="Arial" w:hint="eastAsia"/>
-          <w:b/>
-          <w:color w:val="000000"/>
-          <w:lang w:eastAsia="zh-CN"/>
-        </w:rPr>
-        <w:t>区普集</w:t>
-      </w:r>
-      <w:proofErr w:type="gramEnd"/>
-      <w:r>
-        <w:rPr>
-          <w:rFonts w:cs="Arial" w:hint="eastAsia"/>
-          <w:b/>
-          <w:color w:val="000000"/>
-          <w:lang w:eastAsia="zh-CN"/>
-        </w:rPr>
-        <w:t>街道凤凰山工业园（250206）</w:t>
+        <w:t>中国山东省济南市章丘区普集街道凤凰山工业园（250206）</w:t>
       </w:r>
       <w:r>
         <w:rPr>
@@ -1489,7 +1456,6 @@
                 <w:lang w:eastAsia="zh-CN"/>
               </w:rPr>
             </w:pPr>
-            <w:proofErr w:type="gramStart"/>
             <w:r>
               <w:rPr>
                 <w:rFonts w:hint="eastAsia"/>
@@ -1502,7 +1468,6 @@
               </w:rPr>
               <w:t>固溶退火</w:t>
             </w:r>
-            <w:proofErr w:type="gramEnd"/>
             <w:r>
               <w:rPr>
                 <w:rFonts w:hint="eastAsia"/>
@@ -1814,10 +1779,9 @@
                 <w:rFonts w:ascii="Calibri" w:hAnsi="Calibri" w:cs="Arial"/>
                 <w:b/>
                 <w:bCs/>
-                <w:color w:val="000000"/>
-                <w:sz w:val="18"/>
-                <w:szCs w:val="18"/>
-                <w:lang w:val="en-GB"/>
+                <w:sz w:val="18"/>
+                <w:szCs w:val="18"/>
+                <w:lang w:val="en-US" w:eastAsia="zh-CN"/>
               </w:rPr>
             </w:pPr>
             <w:r>
@@ -1825,24 +1789,55 @@
                 <w:rFonts w:ascii="Calibri" w:hAnsi="Calibri" w:cs="Arial" w:hint="eastAsia"/>
                 <w:b/>
                 <w:bCs/>
-                <w:color w:val="000000"/>
-                <w:sz w:val="18"/>
-                <w:szCs w:val="18"/>
-                <w:lang w:val="en-GB"/>
-              </w:rPr>
-              <w:t>工厂品牌、标准、尺寸、压力、材料等级、交货状态、原材料炉号、热处理号</w:t>
+                <w:sz w:val="18"/>
+                <w:szCs w:val="18"/>
+                <w:lang w:val="en-US" w:eastAsia="zh-CN"/>
+              </w:rPr>
+              <w:t>标准、尺寸、压力、材料等级、</w:t>
             </w:r>
             <w:r>
               <w:rPr>
                 <w:rFonts w:ascii="Calibri" w:hAnsi="Calibri" w:cs="Arial" w:hint="eastAsia"/>
                 <w:b/>
                 <w:bCs/>
-                <w:color w:val="000000"/>
-                <w:sz w:val="18"/>
-                <w:szCs w:val="18"/>
-                <w:lang w:val="en-GB"/>
-              </w:rPr>
-              <w:t>.</w:t>
+                <w:sz w:val="18"/>
+                <w:szCs w:val="18"/>
+                <w:lang w:val="en-GB" w:eastAsia="zh-CN"/>
+              </w:rPr>
+              <w:t>交货状态</w:t>
+            </w:r>
+            <w:r>
+              <w:rPr>
+                <w:rFonts w:ascii="Calibri" w:hAnsi="Calibri" w:cs="Arial" w:hint="eastAsia"/>
+                <w:b/>
+                <w:bCs/>
+                <w:sz w:val="18"/>
+                <w:szCs w:val="18"/>
+                <w:lang w:val="en-US" w:eastAsia="zh-CN"/>
+              </w:rPr>
+              <w:t>、</w:t>
+            </w:r>
+            <w:r>
+              <w:rPr>
+                <w:rFonts w:ascii="Calibri" w:hAnsi="Calibri" w:cs="Arial" w:hint="eastAsia"/>
+                <w:b/>
+                <w:bCs/>
+                <w:sz w:val="18"/>
+                <w:szCs w:val="18"/>
+                <w:lang w:eastAsia="zh-CN"/>
+              </w:rPr>
+              <w:t>原材料炉号</w:t>
+            </w:r>
+            <w:r>
+              <w:rPr>
+                <w:rFonts w:ascii="Calibri" w:hAnsi="Calibri" w:cs="Arial" w:hint="eastAsia"/>
+                <w:b/>
+                <w:bCs/>
+                <w:sz w:val="18"/>
+                <w:szCs w:val="18"/>
+                <w:lang w:val="en-US" w:eastAsia="zh-CN"/>
+              </w:rPr>
+              <w:t>、热处理号、工厂品牌</w:t>
             </w:r>
           </w:p>
           <w:p>
@@ -1854,7 +1849,6 @@
                 <w:rFonts w:ascii="Calibri" w:hAnsi="Calibri" w:cs="Arial"/>
                 <w:b/>
                 <w:bCs/>
-                <w:color w:val="000000"/>
                 <w:sz w:val="18"/>
                 <w:szCs w:val="18"/>
                 <w:lang w:val="en-GB"/>
@@ -1865,200 +1859,171 @@
                 <w:rFonts w:ascii="Calibri" w:hAnsi="Calibri" w:cs="Arial"/>
                 <w:b/>
                 <w:bCs/>
-                <w:color w:val="000000"/>
+                <w:sz w:val="18"/>
+                <w:szCs w:val="18"/>
+                <w:lang w:val="en-US" w:eastAsia="zh-CN"/>
+              </w:rPr>
+              <w:t>S</w:t>
+            </w:r>
+            <w:proofErr w:type="spellStart"/>
+            <w:r>
+              <w:rPr>
+                <w:rFonts w:ascii="Calibri" w:hAnsi="Calibri" w:cs="Arial"/>
+                <w:b/>
+                <w:bCs/>
+                <w:sz w:val="18"/>
+                <w:szCs w:val="18"/>
+                <w:lang w:val="en-GB" w:eastAsia="zh-CN"/>
+              </w:rPr>
+              <w:t>tandard</w:t>
+            </w:r>
+            <w:proofErr w:type="spellEnd"/>
+            <w:r>
+              <w:rPr>
+                <w:rFonts w:ascii="Calibri" w:hAnsi="Calibri" w:cs="Arial"/>
+                <w:b/>
+                <w:bCs/>
+                <w:sz w:val="18"/>
+                <w:szCs w:val="18"/>
+                <w:lang w:val="en-GB" w:eastAsia="zh-CN"/>
+              </w:rPr>
+              <w:t xml:space="preserve">, </w:t>
+            </w:r>
+            <w:r>
+              <w:rPr>
+                <w:rFonts w:ascii="Calibri" w:hAnsi="Calibri" w:cs="Arial"/>
+                <w:b/>
+                <w:bCs/>
+                <w:sz w:val="18"/>
+                <w:szCs w:val="18"/>
+                <w:lang w:val="en-US" w:eastAsia="zh-CN"/>
+              </w:rPr>
+              <w:t>D</w:t>
+            </w:r>
+            <w:proofErr w:type="spellStart"/>
+            <w:r>
+              <w:rPr>
+                <w:rFonts w:ascii="Calibri" w:hAnsi="Calibri" w:cs="Arial"/>
+                <w:b/>
+                <w:bCs/>
+                <w:sz w:val="18"/>
+                <w:szCs w:val="18"/>
+                <w:lang w:val="en-GB" w:eastAsia="zh-CN"/>
+              </w:rPr>
+              <w:t>imension</w:t>
+            </w:r>
+            <w:proofErr w:type="spellEnd"/>
+            <w:r>
+              <w:rPr>
+                <w:rFonts w:ascii="Calibri" w:hAnsi="Calibri" w:cs="Arial"/>
+                <w:b/>
+                <w:bCs/>
+                <w:sz w:val="18"/>
+                <w:szCs w:val="18"/>
+                <w:lang w:val="en-GB" w:eastAsia="zh-CN"/>
+              </w:rPr>
+              <w:t xml:space="preserve">, </w:t>
+            </w:r>
+            <w:r>
+              <w:rPr>
+                <w:rFonts w:ascii="Calibri" w:hAnsi="Calibri" w:cs="Arial"/>
+                <w:b/>
+                <w:bCs/>
+                <w:sz w:val="18"/>
+                <w:szCs w:val="18"/>
+                <w:lang w:val="en-US" w:eastAsia="zh-CN"/>
+              </w:rPr>
+              <w:t>P</w:t>
+            </w:r>
+            <w:proofErr w:type="spellStart"/>
+            <w:r>
+              <w:rPr>
+                <w:rFonts w:ascii="Calibri" w:hAnsi="Calibri" w:cs="Arial"/>
+                <w:b/>
+                <w:bCs/>
+                <w:sz w:val="18"/>
+                <w:szCs w:val="18"/>
+                <w:lang w:val="en-GB" w:eastAsia="zh-CN"/>
+              </w:rPr>
+              <w:t>ressure</w:t>
+            </w:r>
+            <w:proofErr w:type="spellEnd"/>
+            <w:r>
+              <w:rPr>
+                <w:rFonts w:ascii="Calibri" w:hAnsi="Calibri" w:cs="Arial"/>
+                <w:b/>
+                <w:bCs/>
+                <w:sz w:val="18"/>
+                <w:szCs w:val="18"/>
+                <w:lang w:val="en-US" w:eastAsia="zh-CN"/>
+              </w:rPr>
+              <w:t>, M</w:t>
+            </w:r>
+            <w:proofErr w:type="spellStart"/>
+            <w:r>
+              <w:rPr>
+                <w:rFonts w:ascii="Calibri" w:hAnsi="Calibri" w:cs="Arial"/>
+                <w:b/>
+                <w:bCs/>
+                <w:sz w:val="18"/>
+                <w:szCs w:val="18"/>
+                <w:lang w:val="en-GB" w:eastAsia="zh-CN"/>
+              </w:rPr>
+              <w:t>aterial</w:t>
+            </w:r>
+            <w:proofErr w:type="spellEnd"/>
+            <w:r>
+              <w:rPr>
+                <w:rFonts w:ascii="Calibri" w:hAnsi="Calibri" w:cs="Arial"/>
+                <w:b/>
+                <w:bCs/>
+                <w:sz w:val="18"/>
+                <w:szCs w:val="18"/>
+                <w:lang w:val="en-GB" w:eastAsia="zh-CN"/>
+              </w:rPr>
+              <w:t xml:space="preserve"> grade</w:t>
+            </w:r>
+            <w:r>
+              <w:rPr>
+                <w:rFonts w:ascii="Calibri" w:hAnsi="Calibri" w:cs="Arial"/>
+                <w:b/>
+                <w:bCs/>
+                <w:sz w:val="18"/>
+                <w:szCs w:val="18"/>
+                <w:lang w:val="en-US" w:eastAsia="zh-CN"/>
+              </w:rPr>
+              <w:t xml:space="preserve">, </w:t>
+            </w:r>
+            <w:r>
+              <w:rPr>
+                <w:rFonts w:ascii="Calibri" w:hAnsi="Calibri" w:cs="Arial"/>
+                <w:b/>
+                <w:bCs/>
                 <w:sz w:val="18"/>
                 <w:szCs w:val="18"/>
                 <w:lang w:val="en-GB"/>
               </w:rPr>
-              <w:t>F</w:t>
-            </w:r>
-            <w:proofErr w:type="spellStart"/>
-            <w:r>
-              <w:rPr>
-                <w:rFonts w:ascii="Calibri" w:hAnsi="Calibri" w:cs="Arial"/>
-                <w:b/>
-                <w:bCs/>
-                <w:color w:val="000000"/>
-                <w:sz w:val="18"/>
-                <w:szCs w:val="18"/>
-                <w:lang w:val="en-GB"/>
-              </w:rPr>
-              <w:t>actory</w:t>
-            </w:r>
-            <w:proofErr w:type="spellEnd"/>
-            <w:r>
-              <w:rPr>
-                <w:rFonts w:ascii="Calibri" w:hAnsi="Calibri" w:cs="Arial"/>
-                <w:b/>
-                <w:bCs/>
-                <w:color w:val="000000"/>
-                <w:sz w:val="18"/>
-                <w:szCs w:val="18"/>
-                <w:lang w:val="en-GB"/>
-              </w:rPr>
-              <w:t xml:space="preserve"> brand, </w:t>
-            </w:r>
-            <w:r>
-              <w:rPr>
-                <w:rFonts w:ascii="Calibri" w:hAnsi="Calibri" w:cs="Arial"/>
-                <w:b/>
-                <w:bCs/>
-                <w:color w:val="000000"/>
-                <w:sz w:val="18"/>
-                <w:szCs w:val="18"/>
-                <w:lang w:val="en-GB"/>
-              </w:rPr>
-              <w:t>S</w:t>
-            </w:r>
-            <w:proofErr w:type="spellStart"/>
-            <w:r>
-              <w:rPr>
-                <w:rFonts w:ascii="Calibri" w:hAnsi="Calibri" w:cs="Arial"/>
-                <w:b/>
-                <w:bCs/>
-                <w:color w:val="000000"/>
-                <w:sz w:val="18"/>
-                <w:szCs w:val="18"/>
-                <w:lang w:val="en-GB"/>
-              </w:rPr>
-              <w:t>tandard</w:t>
-            </w:r>
-            <w:proofErr w:type="spellEnd"/>
-            <w:r>
-              <w:rPr>
-                <w:rFonts w:ascii="Calibri" w:hAnsi="Calibri" w:cs="Arial"/>
-                <w:b/>
-                <w:bCs/>
-                <w:color w:val="000000"/>
-                <w:sz w:val="18"/>
-                <w:szCs w:val="18"/>
-                <w:lang w:val="en-GB"/>
+              <w:t>State of delivery</w:t>
+            </w:r>
+            <w:r>
+              <w:rPr>
+                <w:rFonts w:ascii="Calibri" w:hAnsi="Calibri" w:cs="Arial"/>
+                <w:b/>
+                <w:bCs/>
+                <w:sz w:val="18"/>
+                <w:szCs w:val="18"/>
+                <w:lang w:val="en-US" w:eastAsia="zh-CN"/>
               </w:rPr>
               <w:t xml:space="preserve">, </w:t>
             </w:r>
             <w:r>
               <w:rPr>
-                <w:rFonts w:ascii="Calibri" w:hAnsi="Calibri" w:cs="Arial"/>
-                <w:b/>
-                <w:bCs/>
-                <w:color w:val="000000"/>
-                <w:sz w:val="18"/>
-                <w:szCs w:val="18"/>
-                <w:lang w:val="en-GB"/>
-              </w:rPr>
-              <w:t>D</w:t>
-            </w:r>
-            <w:proofErr w:type="spellStart"/>
-            <w:r>
-              <w:rPr>
-                <w:rFonts w:ascii="Calibri" w:hAnsi="Calibri" w:cs="Arial"/>
-                <w:b/>
-                <w:bCs/>
-                <w:color w:val="000000"/>
-                <w:sz w:val="18"/>
-                <w:szCs w:val="18"/>
-                <w:lang w:val="en-GB"/>
-              </w:rPr>
-              <w:t>imension</w:t>
-            </w:r>
-            <w:proofErr w:type="spellEnd"/>
-            <w:r>
-              <w:rPr>
-                <w:rFonts w:ascii="Calibri" w:hAnsi="Calibri" w:cs="Arial"/>
-                <w:b/>
-                <w:bCs/>
-                <w:color w:val="000000"/>
-                <w:sz w:val="18"/>
-                <w:szCs w:val="18"/>
-                <w:lang w:val="en-GB"/>
-              </w:rPr>
-              <w:t xml:space="preserve">, </w:t>
-            </w:r>
-            <w:r>
-              <w:rPr>
-                <w:rFonts w:ascii="Calibri" w:hAnsi="Calibri" w:cs="Arial"/>
-                <w:b/>
-                <w:bCs/>
-                <w:color w:val="000000"/>
-                <w:sz w:val="18"/>
-                <w:szCs w:val="18"/>
-                <w:lang w:val="en-GB"/>
-              </w:rPr>
-              <w:t>P</w:t>
-            </w:r>
-            <w:proofErr w:type="spellStart"/>
-            <w:r>
-              <w:rPr>
-                <w:rFonts w:ascii="Calibri" w:hAnsi="Calibri" w:cs="Arial"/>
-                <w:b/>
-                <w:bCs/>
-                <w:color w:val="000000"/>
-                <w:sz w:val="18"/>
-                <w:szCs w:val="18"/>
-                <w:lang w:val="en-GB"/>
-              </w:rPr>
-              <w:t>ressure</w:t>
-            </w:r>
-            <w:proofErr w:type="spellEnd"/>
-            <w:r>
-              <w:rPr>
-                <w:rFonts w:ascii="Calibri" w:hAnsi="Calibri" w:cs="Arial"/>
-                <w:b/>
-                <w:bCs/>
-                <w:color w:val="000000"/>
-                <w:sz w:val="18"/>
-                <w:szCs w:val="18"/>
-                <w:lang w:val="en-GB"/>
-              </w:rPr>
-              <w:t>, M</w:t>
-            </w:r>
-            <w:proofErr w:type="spellStart"/>
-            <w:r>
-              <w:rPr>
-                <w:rFonts w:ascii="Calibri" w:hAnsi="Calibri" w:cs="Arial"/>
-                <w:b/>
-                <w:bCs/>
-                <w:color w:val="000000"/>
-                <w:sz w:val="18"/>
-                <w:szCs w:val="18"/>
-                <w:lang w:val="en-GB"/>
-              </w:rPr>
-              <w:t>aterial</w:t>
-            </w:r>
-            <w:proofErr w:type="spellEnd"/>
-            <w:r>
-              <w:rPr>
-                <w:rFonts w:ascii="Calibri" w:hAnsi="Calibri" w:cs="Arial"/>
-                <w:b/>
-                <w:bCs/>
-                <w:color w:val="000000"/>
-                <w:sz w:val="18"/>
-                <w:szCs w:val="18"/>
-                <w:lang w:val="en-GB"/>
-              </w:rPr>
-              <w:t xml:space="preserve"> grade</w:t>
-            </w:r>
-            <w:r>
-              <w:rPr>
-                <w:rFonts w:ascii="Calibri" w:hAnsi="Calibri" w:cs="Arial"/>
-                <w:b/>
-                <w:bCs/>
-                <w:color w:val="000000"/>
-                <w:sz w:val="18"/>
-                <w:szCs w:val="18"/>
-                <w:lang w:val="en-GB"/>
-              </w:rPr>
-              <w:t xml:space="preserve">, State of delivery, </w:t>
-            </w:r>
-            <w:r>
-              <w:rPr>
                 <w:rFonts w:ascii="Calibri" w:hAnsi="Calibri" w:cs="Arial" w:hint="eastAsia"/>
                 <w:b/>
                 <w:bCs/>
-                <w:color w:val="000000"/>
-                <w:sz w:val="18"/>
-                <w:szCs w:val="18"/>
-                <w:lang w:val="en-GB"/>
+                <w:sz w:val="18"/>
+                <w:szCs w:val="18"/>
+                <w:lang w:val="en-US" w:eastAsia="zh-CN"/>
               </w:rPr>
               <w:t xml:space="preserve">Raw material </w:t>
             </w:r>
@@ -2069,10 +2034,9 @@
                 <w:rFonts w:ascii="Calibri" w:hAnsi="Calibri" w:cs="Arial" w:hint="eastAsia"/>
                 <w:b/>
                 <w:bCs/>
-                <w:color w:val="000000"/>
-                <w:sz w:val="18"/>
-                <w:szCs w:val="18"/>
-                <w:lang w:val="en-GB"/>
+                <w:sz w:val="18"/>
+                <w:szCs w:val="18"/>
+                <w:lang w:val="en-US" w:eastAsia="zh-CN"/>
               </w:rPr>
               <w:t>NO</w:t>
             </w:r>
@@ -2081,10 +2045,9 @@
                 <w:rFonts w:ascii="Calibri" w:hAnsi="Calibri" w:cs="Arial"/>
                 <w:b/>
                 <w:bCs/>
-                <w:color w:val="000000"/>
-                <w:sz w:val="18"/>
-                <w:szCs w:val="18"/>
-                <w:lang w:val="en-GB"/>
+                <w:sz w:val="18"/>
+                <w:szCs w:val="18"/>
+                <w:lang w:val="en-US" w:eastAsia="zh-CN"/>
               </w:rPr>
               <w:t>,Batch</w:t>
             </w:r>
@@ -2095,27 +2058,58 @@
                 <w:rFonts w:ascii="Calibri" w:hAnsi="Calibri" w:cs="Arial"/>
                 <w:b/>
                 <w:bCs/>
-                <w:color w:val="000000"/>
-                <w:sz w:val="18"/>
-                <w:szCs w:val="18"/>
-                <w:lang w:val="en-GB"/>
-              </w:rPr>
-              <w:t xml:space="preserve"> </w:t>
-            </w:r>
-            <w:proofErr w:type="gramStart"/>
-            <w:r>
-              <w:rPr>
-                <w:rFonts w:ascii="Calibri" w:hAnsi="Calibri" w:cs="Arial"/>
-                <w:b/>
-                <w:bCs/>
-                <w:color w:val="000000"/>
-                <w:sz w:val="18"/>
-                <w:szCs w:val="18"/>
-                <w:lang w:val="en-GB"/>
-              </w:rPr>
-              <w:t>No .</w:t>
-            </w:r>
-            <w:proofErr w:type="gramEnd"/>
+                <w:sz w:val="18"/>
+                <w:szCs w:val="18"/>
+                <w:lang w:val="en-US" w:eastAsia="zh-CN"/>
+              </w:rPr>
+              <w:t xml:space="preserve"> No</w:t>
+            </w:r>
+            <w:r>
+              <w:rPr>
+                <w:rFonts w:ascii="Calibri" w:hAnsi="Calibri" w:cs="Arial"/>
+                <w:b/>
+                <w:bCs/>
+                <w:sz w:val="18"/>
+                <w:szCs w:val="18"/>
+                <w:lang w:val="en-GB" w:eastAsia="zh-CN"/>
+              </w:rPr>
+              <w:t xml:space="preserve">, </w:t>
+            </w:r>
+            <w:r>
+              <w:rPr>
+                <w:rFonts w:ascii="Calibri" w:hAnsi="Calibri" w:cs="Arial"/>
+                <w:b/>
+                <w:bCs/>
+                <w:sz w:val="18"/>
+                <w:szCs w:val="18"/>
+                <w:lang w:val="en-US" w:eastAsia="zh-CN"/>
+              </w:rPr>
+              <w:t>F</w:t>
+            </w:r>
+            <w:proofErr w:type="spellStart"/>
+            <w:r>
+              <w:rPr>
+                <w:rFonts w:ascii="Calibri" w:hAnsi="Calibri" w:cs="Arial"/>
+                <w:b/>
+                <w:bCs/>
+                <w:sz w:val="18"/>
+                <w:szCs w:val="18"/>
+                <w:lang w:val="en-GB" w:eastAsia="zh-CN"/>
+              </w:rPr>
+              <w:t>actory</w:t>
+            </w:r>
+            <w:proofErr w:type="spellEnd"/>
+            <w:r>
+              <w:rPr>
+                <w:rFonts w:ascii="Calibri" w:hAnsi="Calibri" w:cs="Arial"/>
+                <w:b/>
+                <w:bCs/>
+                <w:sz w:val="18"/>
+                <w:szCs w:val="18"/>
+                <w:lang w:val="en-GB" w:eastAsia="zh-CN"/>
+              </w:rPr>
+              <w:t xml:space="preserve"> brand</w:t>
+            </w:r>
           </w:p>
         </w:tc>
       </w:tr>
@@ -2459,7 +2453,7 @@
             <w:pPr>
               <w:jc w:val="center"/>
               <w:rPr>
-                <w:rFonts w:ascii="Calibri" w:hAnsi="Calibri" w:cs="Arial" w:hint="eastAsia"/>
+                <w:rFonts w:ascii="Calibri" w:hAnsi="Calibri" w:cs="Arial"/>
                 <w:b/>
                 <w:bCs/>
                 <w:sz w:val="18"/>
@@ -2931,7 +2925,7 @@
             <w:pPr>
               <w:jc w:val="center"/>
               <w:rPr>
-                <w:rFonts w:ascii="Calibri" w:hAnsi="Calibri" w:cs="Arial" w:hint="eastAsia"/>
+                <w:rFonts w:ascii="Calibri" w:hAnsi="Calibri" w:cs="Arial"/>
                 <w:b/>
                 <w:bCs/>
                 <w:sz w:val="15"/>
@@ -4737,7 +4731,6 @@
                 <w:lang w:val="en-GB" w:eastAsia="zh-CN"/>
               </w:rPr>
             </w:pPr>
-            <w:proofErr w:type="gramStart"/>
             <w:r>
               <w:rPr>
                 <w:rFonts w:ascii="Calibri" w:hAnsi="Calibri" w:cs="SimSun" w:hint="eastAsia"/>
@@ -4750,7 +4743,6 @@
               </w:rPr>
               <w:t>铬</w:t>
             </w:r>
-            <w:proofErr w:type="gramEnd"/>
           </w:p>
           <w:p>
             <w:pPr>
@@ -7448,7 +7440,7 @@
 </file>
 
 <file path=word/endnotes.xml><?xml version="1.0" encoding="utf-8"?>
-<w:endnotes xmlns:wpc="http://schemas.microsoft.com/office/word/2010/wordprocessingCanvas" xmlns:cx="http://schemas.microsoft.com/office/drawing/2014/chartex" xmlns:cx1="http://schemas.microsoft.com/office/drawing/2015/9/8/chartex" xmlns:cx2="http://schemas.microsoft.com/office/drawing/2015/10/21/chartex" xmlns:cx3="http://schemas.microsoft.com/office/drawing/2016/5/9/chartex" xmlns:cx4="http://schemas.microsoft.com/office/drawing/2016/5/10/chartex" xmlns:cx5="http://schemas.microsoft.com/office/drawing/2016/5/11/chartex" xmlns:cx6="http://schemas.microsoft.com/office/drawing/2016/5/12/chartex" xmlns:cx7="http://schemas.microsoft.com/office/drawing/2016/5/13/chartex" xmlns:cx8="http://schemas.microsoft.com/office/drawing/2016/5/14/chartex" xmlns:mc="http://schemas.openxmlformats.org/markup-compatibility/2006" xmlns:aink="http://schemas.microsoft.com/office/drawing/2016/ink" xmlns:am3d="http://schemas.microsoft.com/office/drawing/2017/model3d" xmlns:o="urn:schemas-microsoft-com:office:office" xmlns:oel="http://schemas.microsoft.com/office/2019/extlst" xmlns:r="http://schemas.openxmlformats.org/officeDocument/2006/relationships" xmlns:m="http://schemas.openxmlformats.org/officeDocument/2006/math" xmlns:v="urn:schemas-microsoft-com:vml" xmlns:wp14="http://schemas.microsoft.com/office/word/2010/wordprocessingDrawing" xmlns:wp="http://schemas.openxmlformats.org/drawingml/2006/wordprocessingDrawing" xmlns:w10="urn:schemas-microsoft-com:office:word" xmlns:w="http://schemas.openxmlformats.org/wordprocessingml/2006/main" xmlns:w14="http://schemas.microsoft.com/office/word/2010/wordml" xmlns:w15="http://schemas.microsoft.com/office/word/2012/wordml" xmlns:w16cex="http://schemas.microsoft.com/office/word/2018/wordml/cex" xmlns:w16cid="http://schemas.microsoft.com/office/word/2016/wordml/cid" xmlns:w16="http://schemas.microsoft.com/office/word/2018/wordml" xmlns:w16du="http://schemas.microsoft.com/office/word/2023/wordml/word16du" xmlns:w16sdtdh="http://schemas.microsoft.com/office/word/2020/wordml/sdtdatahash" xmlns:w16sdtfl="http://schemas.microsoft.com/office/word/2024/wordml/sdtformatlock" xmlns:w16se="http://schemas.microsoft.com/office/word/2015/wordml/symex" xmlns:wpg="http://schemas.microsoft.com/office/word/2010/wordprocessingGroup" xmlns:wpi="http://schemas.microsoft.com/office/word/2010/wordprocessingInk" xmlns:wne="http://schemas.microsoft.com/office/word/2006/wordml" xmlns:wps="http://schemas.microsoft.com/office/word/2010/wordprocessingShape" mc:Ignorable="w14 w15 w16se w16cid w16 w16cex w16sdtdh w16sdtfl w16du wp14">
+<w:endnotes xmlns:wpc="http://schemas.microsoft.com/office/word/2010/wordprocessingCanvas" xmlns:cx="http://schemas.microsoft.com/office/drawing/2014/chartex" xmlns:cx1="http://schemas.microsoft.com/office/drawing/2015/9/8/chartex" xmlns:cx2="http://schemas.microsoft.com/office/drawing/2015/10/21/chartex" xmlns:cx3="http://schemas.microsoft.com/office/drawing/2016/5/9/chartex" xmlns:cx4="http://schemas.microsoft.com/office/drawing/2016/5/10/chartex" xmlns:cx5="http://schemas.microsoft.com/office/drawing/2016/5/11/chartex" xmlns:cx6="http://schemas.microsoft.com/office/drawing/2016/5/12/chartex" xmlns:cx7="http://schemas.microsoft.com/office/drawing/2016/5/13/chartex" xmlns:cx8="http://schemas.microsoft.com/office/drawing/2016/5/14/chartex" xmlns:mc="http://schemas.openxmlformats.org/markup-compatibility/2006" xmlns:aink="http://schemas.microsoft.com/office/drawing/2016/ink" xmlns:am3d="http://schemas.microsoft.com/office/drawing/2017/model3d" xmlns:o="urn:schemas-microsoft-com:office:office" xmlns:oel="http://schemas.microsoft.com/office/2019/extlst" xmlns:r="http://schemas.openxmlformats.org/officeDocument/2006/relationships" xmlns:m="http://schemas.openxmlformats.org/officeDocument/2006/math" xmlns:v="urn:schemas-microsoft-com:vml" xmlns:wp14="http://schemas.microsoft.com/office/word/2010/wordprocessingDrawing" xmlns:wp="http://schemas.openxmlformats.org/drawingml/2006/wordprocessingDrawing" xmlns:w10="urn:schemas-microsoft-com:office:word" xmlns:w="http://schemas.openxmlformats.org/wordprocessingml/2006/main" xmlns:w14="http://schemas.microsoft.com/office/word/2010/wordml" xmlns:w15="http://schemas.microsoft.com/office/word/2012/wordml" xmlns:w16cei="http://schemas.microsoft.com/office/word/2026/wordml/cei" xmlns:w16cex="http://schemas.microsoft.com/office/word/2018/wordml/cex" xmlns:w16cid="http://schemas.microsoft.com/office/word/2016/wordml/cid" xmlns:w16="http://schemas.microsoft.com/office/word/2018/wordml" xmlns:w16du="http://schemas.microsoft.com/office/word/2023/wordml/word16du" xmlns:w16sdtdh="http://schemas.microsoft.com/office/word/2020/wordml/sdtdatahash" xmlns:w16sdtfl="http://schemas.microsoft.com/office/word/2024/wordml/sdtformatlock" xmlns:w16se="http://schemas.microsoft.com/office/word/2015/wordml/symex" xmlns:wpg="http://schemas.microsoft.com/office/word/2010/wordprocessingGroup" xmlns:wpi="http://schemas.microsoft.com/office/word/2010/wordprocessingInk" xmlns:wne="http://schemas.microsoft.com/office/word/2006/wordml" xmlns:wps="http://schemas.microsoft.com/office/word/2010/wordprocessingShape" mc:Ignorable="w14 w15 w16se w16cid w16 w16cex w16sdtdh w16sdtfl w16du wp14">
   <w:endnote w:type="separator" w:id="-1">
     <w:p>
       <w:r>
@@ -7467,7 +7459,7 @@
 </file>
 
 <file path=word/footnotes.xml><?xml version="1.0" encoding="utf-8"?>
-<w:footnotes xmlns:wpc="http://schemas.microsoft.com/office/word/2010/wordprocessingCanvas" xmlns:cx="http://schemas.microsoft.com/office/drawing/2014/chartex" xmlns:cx1="http://schemas.microsoft.com/office/drawing/2015/9/8/chartex" xmlns:cx2="http://schemas.microsoft.com/office/drawing/2015/10/21/chartex" xmlns:cx3="http://schemas.microsoft.com/office/drawing/2016/5/9/chartex" xmlns:cx4="http://schemas.microsoft.com/office/drawing/2016/5/10/chartex" xmlns:cx5="http://schemas.microsoft.com/office/drawing/2016/5/11/chartex" xmlns:cx6="http://schemas.microsoft.com/office/drawing/2016/5/12/chartex" xmlns:cx7="http://schemas.microsoft.com/office/drawing/2016/5/13/chartex" xmlns:cx8="http://schemas.microsoft.com/office/drawing/2016/5/14/chartex" xmlns:mc="http://schemas.openxmlformats.org/markup-compatibility/2006" xmlns:aink="http://schemas.microsoft.com/office/drawing/2016/ink" xmlns:am3d="http://schemas.microsoft.com/office/drawing/2017/model3d" xmlns:o="urn:schemas-microsoft-com:office:office" xmlns:oel="http://schemas.microsoft.com/office/2019/extlst" xmlns:r="http://schemas.openxmlformats.org/officeDocument/2006/relationships" xmlns:m="http://schemas.openxmlformats.org/officeDocument/2006/math" xmlns:v="urn:schemas-microsoft-com:vml" xmlns:wp14="http://schemas.microsoft.com/office/word/2010/wordprocessingDrawing" xmlns:wp="http://schemas.openxmlformats.org/drawingml/2006/wordprocessingDrawing" xmlns:w10="urn:schemas-microsoft-com:office:word" xmlns:w="http://schemas.openxmlformats.org/wordprocessingml/2006/main" xmlns:w14="http://schemas.microsoft.com/office/word/2010/wordml" xmlns:w15="http://schemas.microsoft.com/office/word/2012/wordml" xmlns:w16cex="http://schemas.microsoft.com/office/word/2018/wordml/cex" xmlns:w16cid="http://schemas.microsoft.com/office/word/2016/wordml/cid" xmlns:w16="http://schemas.microsoft.com/office/word/2018/wordml" xmlns:w16du="http://schemas.microsoft.com/office/word/2023/wordml/word16du" xmlns:w16sdtdh="http://schemas.microsoft.com/office/word/2020/wordml/sdtdatahash" xmlns:w16sdtfl="http://schemas.microsoft.com/office/word/2024/wordml/sdtformatlock" xmlns:w16se="http://schemas.microsoft.com/office/word/2015/wordml/symex" xmlns:wpg="http://schemas.microsoft.com/office/word/2010/wordprocessingGroup" xmlns:wpi="http://schemas.microsoft.com/office/word/2010/wordprocessingInk" xmlns:wne="http://schemas.microsoft.com/office/word/2006/wordml" xmlns:wps="http://schemas.microsoft.com/office/word/2010/wordprocessingShape" mc:Ignorable="w14 w15 w16se w16cid w16 w16cex w16sdtdh w16sdtfl w16du wp14">
+<w:footnotes xmlns:wpc="http://schemas.microsoft.com/office/word/2010/wordprocessingCanvas" xmlns:cx="http://schemas.microsoft.com/office/drawing/2014/chartex" xmlns:cx1="http://schemas.microsoft.com/office/drawing/2015/9/8/chartex" xmlns:cx2="http://schemas.microsoft.com/office/drawing/2015/10/21/chartex" xmlns:cx3="http://schemas.microsoft.com/office/drawing/2016/5/9/chartex" xmlns:cx4="http://schemas.microsoft.com/office/drawing/2016/5/10/chartex" xmlns:cx5="http://schemas.microsoft.com/office/drawing/2016/5/11/chartex" xmlns:cx6="http://schemas.microsoft.com/office/drawing/2016/5/12/chartex" xmlns:cx7="http://schemas.microsoft.com/office/drawing/2016/5/13/chartex" xmlns:cx8="http://schemas.microsoft.com/office/drawing/2016/5/14/chartex" xmlns:mc="http://schemas.openxmlformats.org/markup-compatibility/2006" xmlns:aink="http://schemas.microsoft.com/office/drawing/2016/ink" xmlns:am3d="http://schemas.microsoft.com/office/drawing/2017/model3d" xmlns:o="urn:schemas-microsoft-com:office:office" xmlns:oel="http://schemas.microsoft.com/office/2019/extlst" xmlns:r="http://schemas.openxmlformats.org/officeDocument/2006/relationships" xmlns:m="http://schemas.openxmlformats.org/officeDocument/2006/math" xmlns:v="urn:schemas-microsoft-com:vml" xmlns:wp14="http://schemas.microsoft.com/office/word/2010/wordprocessingDrawing" xmlns:wp="http://schemas.openxmlformats.org/drawingml/2006/wordprocessingDrawing" xmlns:w10="urn:schemas-microsoft-com:office:word" xmlns:w="http://schemas.openxmlformats.org/wordprocessingml/2006/main" xmlns:w14="http://schemas.microsoft.com/office/word/2010/wordml" xmlns:w15="http://schemas.microsoft.com/office/word/2012/wordml" xmlns:w16cei="http://schemas.microsoft.com/office/word/2026/wordml/cei" xmlns:w16cex="http://schemas.microsoft.com/office/word/2018/wordml/cex" xmlns:w16cid="http://schemas.microsoft.com/office/word/2016/wordml/cid" xmlns:w16="http://schemas.microsoft.com/office/word/2018/wordml" xmlns:w16du="http://schemas.microsoft.com/office/word/2023/wordml/word16du" xmlns:w16sdtdh="http://schemas.microsoft.com/office/word/2020/wordml/sdtdatahash" xmlns:w16sdtfl="http://schemas.microsoft.com/office/word/2024/wordml/sdtformatlock" xmlns:w16se="http://schemas.microsoft.com/office/word/2015/wordml/symex" xmlns:wpg="http://schemas.microsoft.com/office/word/2010/wordprocessingGroup" xmlns:wpi="http://schemas.microsoft.com/office/word/2010/wordprocessingInk" xmlns:wne="http://schemas.microsoft.com/office/word/2006/wordml" xmlns:wps="http://schemas.microsoft.com/office/word/2010/wordprocessingShape" mc:Ignorable="w14 w15 w16se w16cid w16 w16cex w16sdtdh w16sdtfl w16du wp14">
   <w:footnote w:type="separator" w:id="-1">
     <w:p>
       <w:r>
@@ -7486,7 +7478,7 @@
 </file>
 
 <file path=word/numbering.xml><?xml version="1.0" encoding="utf-8"?>
-<w:numbering xmlns:wpc="http://schemas.microsoft.com/office/word/2010/wordprocessingCanvas" xmlns:cx="http://schemas.microsoft.com/office/drawing/2014/chartex" xmlns:cx1="http://schemas.microsoft.com/office/drawing/2015/9/8/chartex" xmlns:cx2="http://schemas.microsoft.com/office/drawing/2015/10/21/chartex" xmlns:cx3="http://schemas.microsoft.com/office/drawing/2016/5/9/chartex" xmlns:cx4="http://schemas.microsoft.com/office/drawing/2016/5/10/chartex" xmlns:cx5="http://schemas.microsoft.com/office/drawing/2016/5/11/chartex" xmlns:cx6="http://schemas.microsoft.com/office/drawing/2016/5/12/chartex" xmlns:cx7="http://schemas.microsoft.com/office/drawing/2016/5/13/chartex" xmlns:cx8="http://schemas.microsoft.com/office/drawing/2016/5/14/chartex" xmlns:mc="http://schemas.openxmlformats.org/markup-compatibility/2006" xmlns:aink="http://schemas.microsoft.com/office/drawing/2016/ink" xmlns:am3d="http://schemas.microsoft.com/office/drawing/2017/model3d" xmlns:o="urn:schemas-microsoft-com:office:office" xmlns:oel="http://schemas.microsoft.com/office/2019/extlst" xmlns:r="http://schemas.openxmlformats.org/officeDocument/2006/relationships" xmlns:m="http://schemas.openxmlformats.org/officeDocument/2006/math" xmlns:v="urn:schemas-microsoft-com:vml" xmlns:wp14="http://schemas.microsoft.com/office/word/2010/wordprocessingDrawing" xmlns:wp="http://schemas.openxmlformats.org/drawingml/2006/wordprocessingDrawing" xmlns:w10="urn:schemas-microsoft-com:office:word" xmlns:w="http://schemas.openxmlformats.org/wordprocessingml/2006/main" xmlns:w14="http://schemas.microsoft.com/office/word/2010/wordml" xmlns:w15="http://schemas.microsoft.com/office/word/2012/wordml" xmlns:w16cex="http://schemas.microsoft.com/office/word/2018/wordml/cex" xmlns:w16cid="http://schemas.microsoft.com/office/word/2016/wordml/cid" xmlns:w16="http://schemas.microsoft.com/office/word/2018/wordml" xmlns:w16du="http://schemas.microsoft.com/office/word/2023/wordml/word16du" xmlns:w16sdtdh="http://schemas.microsoft.com/office/word/2020/wordml/sdtdatahash" xmlns:w16sdtfl="http://schemas.microsoft.com/office/word/2024/wordml/sdtformatlock" xmlns:w16se="http://schemas.microsoft.com/office/word/2015/wordml/symex" xmlns:wpg="http://schemas.microsoft.com/office/word/2010/wordprocessingGroup" xmlns:wpi="http://schemas.microsoft.com/office/word/2010/wordprocessingInk" xmlns:wne="http://schemas.microsoft.com/office/word/2006/wordml" xmlns:wps="http://schemas.microsoft.com/office/word/2010/wordprocessingShape" mc:Ignorable="w14 w15 w16se w16cid w16 w16cex w16sdtdh w16sdtfl w16du wp14">
+<w:numbering xmlns:wpc="http://schemas.microsoft.com/office/word/2010/wordprocessingCanvas" xmlns:cx="http://schemas.microsoft.com/office/drawing/2014/chartex" xmlns:cx1="http://schemas.microsoft.com/office/drawing/2015/9/8/chartex" xmlns:cx2="http://schemas.microsoft.com/office/drawing/2015/10/21/chartex" xmlns:cx3="http://schemas.microsoft.com/office/drawing/2016/5/9/chartex" xmlns:cx4="http://schemas.microsoft.com/office/drawing/2016/5/10/chartex" xmlns:cx5="http://schemas.microsoft.com/office/drawing/2016/5/11/chartex" xmlns:cx6="http://schemas.microsoft.com/office/drawing/2016/5/12/chartex" xmlns:cx7="http://schemas.microsoft.com/office/drawing/2016/5/13/chartex" xmlns:cx8="http://schemas.microsoft.com/office/drawing/2016/5/14/chartex" xmlns:mc="http://schemas.openxmlformats.org/markup-compatibility/2006" xmlns:aink="http://schemas.microsoft.com/office/drawing/2016/ink" xmlns:am3d="http://schemas.microsoft.com/office/drawing/2017/model3d" xmlns:o="urn:schemas-microsoft-com:office:office" xmlns:oel="http://schemas.microsoft.com/office/2019/extlst" xmlns:r="http://schemas.openxmlformats.org/officeDocument/2006/relationships" xmlns:m="http://schemas.openxmlformats.org/officeDocument/2006/math" xmlns:v="urn:schemas-microsoft-com:vml" xmlns:wp14="http://schemas.microsoft.com/office/word/2010/wordprocessingDrawing" xmlns:wp="http://schemas.openxmlformats.org/drawingml/2006/wordprocessingDrawing" xmlns:w10="urn:schemas-microsoft-com:office:word" xmlns:w="http://schemas.openxmlformats.org/wordprocessingml/2006/main" xmlns:w14="http://schemas.microsoft.com/office/word/2010/wordml" xmlns:w15="http://schemas.microsoft.com/office/word/2012/wordml" xmlns:w16cei="http://schemas.microsoft.com/office/word/2026/wordml/cei" xmlns:w16cex="http://schemas.microsoft.com/office/word/2018/wordml/cex" xmlns:w16cid="http://schemas.microsoft.com/office/word/2016/wordml/cid" xmlns:w16="http://schemas.microsoft.com/office/word/2018/wordml" xmlns:w16du="http://schemas.microsoft.com/office/word/2023/wordml/word16du" xmlns:w16sdtdh="http://schemas.microsoft.com/office/word/2020/wordml/sdtdatahash" xmlns:w16sdtfl="http://schemas.microsoft.com/office/word/2024/wordml/sdtformatlock" xmlns:w16se="http://schemas.microsoft.com/office/word/2015/wordml/symex" xmlns:wpg="http://schemas.microsoft.com/office/word/2010/wordprocessingGroup" xmlns:wpi="http://schemas.microsoft.com/office/word/2010/wordprocessingInk" xmlns:wne="http://schemas.microsoft.com/office/word/2006/wordml" xmlns:wps="http://schemas.microsoft.com/office/word/2010/wordprocessingShape" mc:Ignorable="w14 w15 w16se w16cid w16 w16cex w16sdtdh w16sdtfl w16du wp14">
   <w:abstractNum w:abstractNumId="0" w15:restartNumberingAfterBreak="0">
     <w:nsid w:val="580D00D9"/>
     <w:multiLevelType w:val="singleLevel"/>
